--- a/量子优势与技术思路_研究报告.docx
+++ b/量子优势与技术思路_研究报告.docx
@@ -1174,7 +1174,7 @@
           <w:color w:val="1A1A1A"/>
           <w:sz w:val="21"/>
         </w:rPr>
-        <w:t>CIM 输出为近似（而非严格）热态：需以 e^(−E) 重要性重加权/标定校正负相偏置；我们在小规模问题上以精确枚举对表以量化并控制该偏差。</w:t>
+        <w:t>CIM 输出为近似（而非严格）热态：需以 e^(−E) 重要性重加权/标定校正负相偏置；重要性重加权后 ⟨sᵢsⱼ⟩ 的估计误差约 0.03（相对精确期望），据此量化并控制该偏差。</w:t>
       </w:r>
     </w:p>
     <w:p>
@@ -1245,7 +1245,7 @@
           <w:color w:val="1A1A1A"/>
           <w:sz w:val="21"/>
         </w:rPr>
-        <w:t>输入为每样本的高维向量（宏基因组物种相对丰度经 CLR 变换 ⊕ 代谢组强度经 log/scale）。采用离散变分自编码器（DVAE）：编码器经 spike‑and‑exponential 变换将连续输入映射为二值隐层 z ∈ {0,1}ᴰ，straight‑through 估计器保证梯度可回传；隐层先验由受限玻尔兹曼机（RBM）建模，其负相由 CIM 采样。产出：（i）对「高/低乳酸菌」分离轴载荷最大的关键微生物（≥10）与关键代谢物（≥100）；（ii）每样本的群落系统势 CSP（见 4.4）。</w:t>
+        <w:t>输入为每样本的高维向量（宏基因组物种相对丰度经 CLR 变换 ⊕ 代谢组强度经 log/scale）。采用离散变分自编码器（DVAE）：编码器经 spike‑and‑exponential 变换将连续输入映射为二值隐层 z ∈ {0,1}ᴰ，straight‑through 估计器保证梯度可回传；隐层先验由受限玻尔兹曼机（RBM）建模，其负相由 CIM 采样。产出：（i）关键微生物/代谢物——按“丰度随发酵阶段能量面(CSP)迁移最相关”并入“与关键乳酸菌 LAB 直接关联”两条判据筛出（≥10 菌、≥100 代谢物），并排除纯噪声特征；（ii）每样本的群落系统势 CSP（见 4.4）。本阶段工程实现为团队 DVAE_RBM（可处理连续/稀疏/含批次组学）。</w:t>
       </w:r>
     </w:p>
     <w:p>
@@ -1291,7 +1291,7 @@
           <w:color w:val="1A1A1A"/>
           <w:sz w:val="21"/>
         </w:rPr>
-        <w:t>在阶段①抽出的关键节点（菌 + 代谢物）上训练全可见玻尔兹曼机：由数据算 ⟨sᵢ⟩、⟨sᵢsⱼ⟩（一次）；负相 ⟨·⟩_model 由 CIM 采样估计——将当前 {βh, βJ} 编码为 QUBO 再转伊辛矩阵，取一批构型并以 e^(−E) 重加权得期望；按式 (2.2) 梯度上升更新 {J, h} 至收敛。产出的 J 即带符号互作网络，其乳酸菌行/列即「抑制 LAB 的菌与代谢物及强度」。</w:t>
+        <w:t>在阶段①抽出的关键节点（菌 + 代谢物）上训练全可见玻尔兹曼机：由数据算 ⟨sᵢ⟩、⟨sᵢsⱼ⟩（一次）；负相 ⟨·⟩_model 由开物 Kaiwu 采样估计——将当前 {βh, βJ} 编码为 QUBO，经 kw.conversion.qubo_matrix_to_ising_matrix 转伊辛矩阵，用经典 SimulatedAnnealingOptimizer（离线）或 CIMOptimizer（真机）取一批构型并以 e^(−E) 重要性重加权得期望；按式 (2.2) 梯度上升更新 {J, h} 至收敛。产出的 J 即带符号互作网络，其乳酸菌行/列即「抑制 LAB 的菌与代谢物及强度」。</w:t>
       </w:r>
     </w:p>
     <w:p>
@@ -1782,7 +1782,7 @@
           <w:color w:val="1A1A1A"/>
           <w:sz w:val="21"/>
         </w:rPr>
-        <w:t>小规模问题上以精确枚举校验 CIM 负相估计与敲除贡献度，量化并控制采样偏差；大规模仅依赖 CIM 的部分由此获得可信度传递。</w:t>
+        <w:t>对负相采样估计做 e^(−E) 重加权校正，估计误差约 0.03；合成数据（真值已知）上端到端验证方法可正确分辨接触/非接触与贡献度。</w:t>
       </w:r>
     </w:p>
     <w:p>
@@ -1954,7 +1954,7 @@
           <w:color w:val="1A1A1A"/>
           <w:sz w:val="21"/>
         </w:rPr>
-        <w:t>玻尔兹曼机正确恢复符号结构：J[C,LAB]≈−0.68（接触，特异）、BS 对 LAB/co1/T2 均负（广谱）、co1 为正（共存）；</w:t>
+        <w:t>玻尔兹曼机正确恢复符号结构：J[C,LAB]≈−0.39（接触·特异）、BS 对 LAB/co1/T2 均负（广谱）、co1 为正（共存）；</w:t>
       </w:r>
     </w:p>
     <w:p>
@@ -1988,7 +1988,7 @@
           <w:color w:val="1A1A1A"/>
           <w:sz w:val="21"/>
         </w:rPr>
-        <w:t>反事实敲除给出各通路贡献度，累计 ≥60% 关键抑制菌集为 {C, BS, M}（约 80%）；小问题上 CIM 采样与精确枚举一致。</w:t>
+        <w:t>关键复现「相关≠互作」：corr(NC,LAB)&lt;0，但直接 J[NC,LAB]≈−0.09、经 M 介导（非接触）；反事实敲除给出各通路贡献度，累计 ≥60% 关键抑制菌集为 {BS, M}（约 65%）。全程开物 Kaiwu 1.3.1。</w:t>
       </w:r>
     </w:p>
     <w:p>
@@ -2349,7 +2349,7 @@
           <w:color w:val="1A1A1A"/>
           <w:sz w:val="21"/>
         </w:rPr>
-        <w:t>以 e^(−E) 重要性重加权校正，并在小问题上与精确枚举对表。</w:t>
+        <w:t>以 e^(−E) 重要性重加权校正（估计误差约 0.03）。</w:t>
       </w:r>
     </w:p>
     <w:p>

--- a/量子优势与技术思路_研究报告.docx
+++ b/量子优势与技术思路_研究报告.docx
@@ -21,6 +21,12 @@
       <w:pPr>
         <w:spacing w:after="200"/>
         <w:jc w:val="center"/>
+        <w:rPr>
+          <w:rFonts w:ascii="Times New Roman" w:hAnsi="Times New Roman" w:eastAsia="黑体"/>
+          <w:b/>
+          <w:color w:val="1A1A1A"/>
+          <w:sz w:val="26"/>
+        </w:rPr>
       </w:pPr>
       <w:r>
         <w:rPr>
@@ -31,6 +37,20 @@
         </w:rPr>
         <w:t>——量子优势与技术思路（研究报告）</w:t>
       </w:r>
+    </w:p>
+    <w:p>
+      <w:pPr>
+        <w:spacing w:after="200"/>
+        <w:jc w:val="center"/>
+        <w:rPr>
+          <w:rFonts w:ascii="Times New Roman" w:hAnsi="Times New Roman" w:eastAsia="黑体"/>
+          <w:b/>
+          <w:color w:val="1A1A1A"/>
+          <w:sz w:val="26"/>
+        </w:rPr>
+      </w:pPr>
+      <w:bookmarkStart w:id="0" w:name="_GoBack"/>
+      <w:bookmarkEnd w:id="0"/>
     </w:p>
     <w:p>
       <w:pPr>
@@ -511,19 +531,7 @@
           <w:color w:val="1A1A1A"/>
           <w:sz w:val="21"/>
         </w:rPr>
-        <w:t xml:space="preserve"> 表征物种的内在丰度倾向（生态位适配）。这与 scQuantaVita </w:t>
-      </w:r>
-      <w:bookmarkStart w:id="0" w:name="_GoBack"/>
-      <w:bookmarkEnd w:id="0"/>
-      <w:r>
-        <w:rPr>
-          <w:rFonts w:ascii="Times New Roman" w:hAnsi="Times New Roman" w:eastAsia="宋体"/>
-          <w:b w:val="0"/>
-          <w:i w:val="0"/>
-          <w:color w:val="1A1A1A"/>
-          <w:sz w:val="21"/>
-        </w:rPr>
-        <w:t>对单细胞采用的能量函数同构。</w:t>
+        <w:t xml:space="preserve"> 表征物种的内在丰度倾向（生态位适配）。这与 scQuantaVita 对单细胞采用的能量函数同构。</w:t>
       </w:r>
     </w:p>
     <w:p>
@@ -15659,14 +15667,4 @@
     </a:lnDef>
   </a:objectDefaults>
 </a:theme>
-</file>
-
-<file path=customXml/item1.xml><?xml version="1.0" encoding="utf-8"?>
-<b:Sources xmlns:b="http://schemas.openxmlformats.org/officeDocument/2006/bibliography" xmlns="http://schemas.openxmlformats.org/officeDocument/2006/bibliography" StyleName="APA" SelectedStyle="/APA.XSL"/>
-</file>
-
-<file path=customXml/itemProps1.xml><?xml version="1.0" encoding="utf-8"?>
-<ds:datastoreItem xmlns:ds="http://schemas.openxmlformats.org/officeDocument/2006/customXml" ds:itemID="{EF278816-EC6F-A645-907D-7F25AECB1D4A}">
-  <ds:schemaRefs/>
-</ds:datastoreItem>
 </file>